--- a/Verslag/PingFin_Verslag_Netwerkteam (Réparé).docx
+++ b/Verslag/PingFin_Verslag_Netwerkteam (Réparé).docx
@@ -758,77 +758,75 @@
       <w:r>
         <w:t xml:space="preserve">-project technisch mogelijk te maken, hebben wij als netwerkteam een aantal essentiële functies vastgesteld waaraan ons systeem moet voldoen. Ten eerste realiseren we de fysieke basis door een lokaal bekabeld netwerk op te zetten met switches en kabels, zodat alle apparaten van de verschillende teams vlekkeloos met elkaar kunnen communiceren. Ten tweede installeren en </w:t>
       </w:r>
+      <w:r>
+        <w:t>configureren we</w:t>
+      </w:r>
+      <w:r>
+        <w:t xml:space="preserve"> de server om alle bankapplicaties te hosten. We zorgen ervoor dat elke applicatie voor andere teams bereikbaar is via een specifiek IP-adres en poort.</w:t>
+      </w:r>
+    </w:p>
+    <w:p>
+      <w:pPr>
+        <w:pStyle w:val="Titre2"/>
+        <w:rPr>
+          <w:lang w:val="nl-BE"/>
+        </w:rPr>
+      </w:pPr>
+      <w:r>
+        <w:rPr>
+          <w:lang w:val="nl-BE"/>
+        </w:rPr>
+        <w:t>2.2 Architectuurdiagram</w:t>
+      </w:r>
+    </w:p>
+    <w:p>
+      <w:pPr>
+        <w:spacing w:before="80" w:after="80"/>
+      </w:pPr>
+      <w:r>
+        <w:rPr>
+          <w:color w:val="1A1A1A"/>
+        </w:rPr>
+        <w:t xml:space="preserve">Onderstaand </w:t>
+      </w:r>
       <w:proofErr w:type="gramStart"/>
       <w:r>
-        <w:t>configureren  we</w:t>
+        <w:rPr>
+          <w:color w:val="1A1A1A"/>
+        </w:rPr>
+        <w:t xml:space="preserve">diagram </w:t>
+      </w:r>
+      <w:r>
+        <w:rPr>
+          <w:color w:val="1A1A1A"/>
+        </w:rPr>
+        <w:t xml:space="preserve"> in</w:t>
       </w:r>
       <w:proofErr w:type="gramEnd"/>
       <w:r>
-        <w:t xml:space="preserve"> de server om alle bankapplicaties te hosten. We zorgen ervoor dat elke applicatie voor andere teams bereikbaar is via een specifiek IP-adres en poort.</w:t>
-      </w:r>
-    </w:p>
-    <w:p>
-      <w:pPr>
-        <w:pStyle w:val="Titre2"/>
-        <w:rPr>
-          <w:lang w:val="nl-BE"/>
-        </w:rPr>
-      </w:pPr>
-      <w:r>
-        <w:rPr>
-          <w:lang w:val="nl-BE"/>
-        </w:rPr>
-        <w:t>2.2 Architectuurdiagram</w:t>
-      </w:r>
-    </w:p>
-    <w:p>
-      <w:pPr>
-        <w:spacing w:before="80" w:after="80"/>
-      </w:pPr>
-      <w:r>
         <w:rPr>
           <w:color w:val="1A1A1A"/>
         </w:rPr>
-        <w:t xml:space="preserve">Onderstaand </w:t>
-      </w:r>
-      <w:proofErr w:type="gramStart"/>
+        <w:t xml:space="preserve"> Cisco </w:t>
+      </w:r>
+      <w:proofErr w:type="spellStart"/>
       <w:r>
         <w:rPr>
           <w:color w:val="1A1A1A"/>
         </w:rPr>
-        <w:t xml:space="preserve">diagram </w:t>
-      </w:r>
+        <w:t>Packet</w:t>
+      </w:r>
+      <w:proofErr w:type="spellEnd"/>
       <w:r>
         <w:rPr>
           <w:color w:val="1A1A1A"/>
         </w:rPr>
-        <w:t xml:space="preserve"> in</w:t>
-      </w:r>
-      <w:proofErr w:type="gramEnd"/>
+        <w:t xml:space="preserve"> Tracer </w:t>
+      </w:r>
       <w:r>
         <w:rPr>
           <w:color w:val="1A1A1A"/>
         </w:rPr>
-        <w:t xml:space="preserve"> Cisco </w:t>
-      </w:r>
-      <w:proofErr w:type="spellStart"/>
-      <w:r>
-        <w:rPr>
-          <w:color w:val="1A1A1A"/>
-        </w:rPr>
-        <w:t>Packet</w:t>
-      </w:r>
-      <w:proofErr w:type="spellEnd"/>
-      <w:r>
-        <w:rPr>
-          <w:color w:val="1A1A1A"/>
-        </w:rPr>
-        <w:t xml:space="preserve"> Tracer </w:t>
-      </w:r>
-      <w:r>
-        <w:rPr>
-          <w:color w:val="1A1A1A"/>
-        </w:rPr>
         <w:t>toont de logische opstelling van het netwerk en de communicatiestromen.</w:t>
       </w:r>
     </w:p>
@@ -842,25 +840,41 @@
         <w:spacing w:before="80"/>
       </w:pPr>
       <w:r>
-        <w:t>{</w:t>
-      </w:r>
-      <w:proofErr w:type="spellStart"/>
-      <w:proofErr w:type="gramStart"/>
-      <w:r>
-        <w:t>cisco</w:t>
-      </w:r>
-      <w:proofErr w:type="spellEnd"/>
-      <w:proofErr w:type="gramEnd"/>
-      <w:r>
-        <w:t xml:space="preserve"> </w:t>
-      </w:r>
-      <w:proofErr w:type="spellStart"/>
-      <w:r>
-        <w:t>ddiragram</w:t>
-      </w:r>
-      <w:proofErr w:type="spellEnd"/>
-      <w:r>
-        <w:t xml:space="preserve"> toevoegen}</w:t>
+        <w:drawing>
+          <wp:inline distT="0" distB="0" distL="0" distR="0" wp14:anchorId="6D334C4E" wp14:editId="4FAD236C">
+            <wp:extent cx="5731510" cy="2501265"/>
+            <wp:effectExtent l="0" t="0" r="2540" b="0"/>
+            <wp:docPr id="2120272082" name="Image 1"/>
+            <wp:cNvGraphicFramePr>
+              <a:graphicFrameLocks xmlns:a="http://schemas.openxmlformats.org/drawingml/2006/main" noChangeAspect="1"/>
+            </wp:cNvGraphicFramePr>
+            <a:graphic xmlns:a="http://schemas.openxmlformats.org/drawingml/2006/main">
+              <a:graphicData uri="http://schemas.openxmlformats.org/drawingml/2006/picture">
+                <pic:pic xmlns:pic="http://schemas.openxmlformats.org/drawingml/2006/picture">
+                  <pic:nvPicPr>
+                    <pic:cNvPr id="2120272082" name=""/>
+                    <pic:cNvPicPr/>
+                  </pic:nvPicPr>
+                  <pic:blipFill>
+                    <a:blip r:embed="rId7"/>
+                    <a:stretch>
+                      <a:fillRect/>
+                    </a:stretch>
+                  </pic:blipFill>
+                  <pic:spPr>
+                    <a:xfrm>
+                      <a:off x="0" y="0"/>
+                      <a:ext cx="5731510" cy="2501265"/>
+                    </a:xfrm>
+                    <a:prstGeom prst="rect">
+                      <a:avLst/>
+                    </a:prstGeom>
+                  </pic:spPr>
+                </pic:pic>
+              </a:graphicData>
+            </a:graphic>
+          </wp:inline>
+        </w:drawing>
       </w:r>
     </w:p>
     <w:p>
@@ -927,7 +941,7 @@
                     </pic:cNvPicPr>
                   </pic:nvPicPr>
                   <pic:blipFill>
-                    <a:blip r:embed="rId7">
+                    <a:blip r:embed="rId8">
                       <a:extLst>
                         <a:ext uri="{28A0092B-C50C-407E-A947-70E740481C1C}">
                           <a14:useLocalDpi xmlns:a14="http://schemas.microsoft.com/office/drawing/2010/main" val="0"/>
@@ -975,6 +989,7 @@
         <w:rPr>
           <w:lang w:val="nl-BE"/>
         </w:rPr>
+        <w:lastRenderedPageBreak/>
         <w:t>2.3 Beschrijving van de Docker setup</w:t>
       </w:r>
     </w:p>
@@ -1107,7 +1122,6 @@
         <w:rPr>
           <w:lang w:val="en-BE"/>
         </w:rPr>
-        <w:lastRenderedPageBreak/>
         <w:t></w:t>
       </w:r>
       <w:r>
@@ -1919,6 +1933,7 @@
           <w:p>
             <w:proofErr w:type="gramStart"/>
             <w:r>
+              <w:lastRenderedPageBreak/>
               <w:t>team</w:t>
             </w:r>
             <w:proofErr w:type="gramEnd"/>
@@ -2408,7 +2423,6 @@
           <w:rFonts w:cs="Aptos"/>
           <w:lang w:val="nl-BE"/>
         </w:rPr>
-        <w:lastRenderedPageBreak/>
         <w:t xml:space="preserve">Networking: Gebruik uitsluitend Docker </w:t>
       </w:r>
       <w:proofErr w:type="spellStart"/>
@@ -3123,6 +3137,13 @@
           <w:lang w:val="nl-NL"/>
         </w:rPr>
         <w:br/>
+      </w:r>
+      <w:r>
+        <w:rPr>
+          <w:rFonts w:cs="Aptos"/>
+          <w:lang w:val="nl-NL"/>
+        </w:rPr>
+        <w:lastRenderedPageBreak/>
         <w:t>• Testvereisten: Elke applicatie moet getest worden in een volledige flow:</w:t>
       </w:r>
       <w:r>
@@ -3233,7 +3254,6 @@
     </w:p>
     <w:p>
       <w:r>
-        <w:lastRenderedPageBreak/>
         <w:br w:type="page"/>
       </w:r>
     </w:p>
@@ -5906,13 +5926,7 @@
           <w:b/>
           <w:bCs/>
         </w:rPr>
-        <w:t>DAG 1 – Setup &amp; Fundament (kritisch!)</w:t>
-      </w:r>
-      <w:r>
-        <w:rPr>
-          <w:lang w:val="nl-NL"/>
-        </w:rPr>
-        <w:t> </w:t>
+        <w:t xml:space="preserve">DAG 1 – Setup &amp; Fundament </w:t>
       </w:r>
     </w:p>
     <w:p>
@@ -6620,7 +6634,730 @@
       <w:pPr>
         <w:spacing w:before="120"/>
         <w:rPr>
+          <w:lang w:val="nl-NL"/>
+        </w:rPr>
+      </w:pPr>
+      <w:r>
+        <w:rPr>
+          <w:lang w:val="nl-NL"/>
+        </w:rPr>
+        <w:t xml:space="preserve">Tijdens dag 2 lag de focus op het testen van de infrastructuur en </w:t>
+      </w:r>
+      <w:proofErr w:type="spellStart"/>
+      <w:r>
+        <w:rPr>
+          <w:lang w:val="nl-NL"/>
+        </w:rPr>
+        <w:t>deployment</w:t>
+      </w:r>
+      <w:proofErr w:type="spellEnd"/>
+      <w:r>
+        <w:rPr>
+          <w:lang w:val="nl-NL"/>
+        </w:rPr>
+        <w:t xml:space="preserve"> flow met Docker, nog vóór de echte bankapplicaties beschikbaar waren.</w:t>
+      </w:r>
+    </w:p>
+    <w:p>
+      <w:pPr>
+        <w:spacing w:before="120"/>
+        <w:rPr>
+          <w:lang w:val="nl-NL"/>
+        </w:rPr>
+      </w:pPr>
+      <w:r>
+        <w:rPr>
+          <w:lang w:val="nl-NL"/>
+        </w:rPr>
+        <w:t xml:space="preserve">We hebben eerst een neppe </w:t>
+      </w:r>
+      <w:proofErr w:type="spellStart"/>
+      <w:r>
+        <w:rPr>
+          <w:lang w:val="nl-NL"/>
+        </w:rPr>
+        <w:t>multicontainer</w:t>
+      </w:r>
+      <w:proofErr w:type="spellEnd"/>
+      <w:r>
+        <w:rPr>
+          <w:lang w:val="nl-NL"/>
+        </w:rPr>
+        <w:t xml:space="preserve"> architectuur opgezet, waarbij meerdere dummy services in aparte Docker containers draaiden. Dit liet ons toe om te simuleren hoe verschillende applicaties later met elkaar zullen communiceren binnen dezelfde serveromgeving.</w:t>
+      </w:r>
+    </w:p>
+    <w:p>
+      <w:pPr>
+        <w:spacing w:before="120"/>
+        <w:rPr>
+          <w:lang w:val="en-BE"/>
+        </w:rPr>
+      </w:pPr>
+      <w:r>
+        <w:rPr>
+          <w:lang w:val="nl-NL"/>
+        </w:rPr>
+        <w:t xml:space="preserve">Vervolgens hebben we neppe Docker images </w:t>
+      </w:r>
+      <w:proofErr w:type="spellStart"/>
+      <w:r>
+        <w:rPr>
+          <w:lang w:val="nl-NL"/>
+        </w:rPr>
+        <w:t>gedeployed</w:t>
+      </w:r>
+      <w:proofErr w:type="spellEnd"/>
+      <w:r>
+        <w:rPr>
+          <w:lang w:val="nl-NL"/>
+        </w:rPr>
+        <w:t xml:space="preserve"> op de centrale server. </w:t>
+      </w:r>
+      <w:proofErr w:type="spellStart"/>
+      <w:r>
+        <w:rPr>
+          <w:lang w:val="en-BE"/>
+        </w:rPr>
+        <w:t>Hierbij</w:t>
+      </w:r>
+      <w:proofErr w:type="spellEnd"/>
+      <w:r>
+        <w:rPr>
+          <w:lang w:val="en-BE"/>
+        </w:rPr>
+        <w:t xml:space="preserve"> </w:t>
+      </w:r>
+      <w:proofErr w:type="spellStart"/>
+      <w:r>
+        <w:rPr>
+          <w:lang w:val="en-BE"/>
+        </w:rPr>
+        <w:t>hebben</w:t>
+      </w:r>
+      <w:proofErr w:type="spellEnd"/>
+      <w:r>
+        <w:rPr>
+          <w:lang w:val="en-BE"/>
+        </w:rPr>
+        <w:t xml:space="preserve"> we </w:t>
+      </w:r>
+      <w:proofErr w:type="spellStart"/>
+      <w:r>
+        <w:rPr>
+          <w:lang w:val="en-BE"/>
+        </w:rPr>
+        <w:t>getest</w:t>
+      </w:r>
+      <w:proofErr w:type="spellEnd"/>
+      <w:r>
+        <w:rPr>
+          <w:lang w:val="en-BE"/>
+        </w:rPr>
+        <w:t xml:space="preserve"> of:</w:t>
+      </w:r>
+    </w:p>
+    <w:p>
+      <w:pPr>
+        <w:numPr>
+          <w:ilvl w:val="0"/>
+          <w:numId w:val="28"/>
+        </w:numPr>
+        <w:spacing w:before="120"/>
+        <w:rPr>
+          <w:lang w:val="nl-NL"/>
+        </w:rPr>
+      </w:pPr>
+      <w:proofErr w:type="gramStart"/>
+      <w:r>
+        <w:rPr>
+          <w:lang w:val="nl-NL"/>
+        </w:rPr>
+        <w:t>containers</w:t>
+      </w:r>
+      <w:proofErr w:type="gramEnd"/>
+      <w:r>
+        <w:rPr>
+          <w:lang w:val="nl-NL"/>
+        </w:rPr>
+        <w:t xml:space="preserve"> correct konden builden en starten </w:t>
+      </w:r>
+    </w:p>
+    <w:p>
+      <w:pPr>
+        <w:numPr>
+          <w:ilvl w:val="0"/>
+          <w:numId w:val="28"/>
+        </w:numPr>
+        <w:spacing w:before="120"/>
+        <w:rPr>
+          <w:lang w:val="en-BE"/>
+        </w:rPr>
+      </w:pPr>
+      <w:proofErr w:type="spellStart"/>
+      <w:r>
+        <w:rPr>
+          <w:lang w:val="en-BE"/>
+        </w:rPr>
+        <w:t>meerdere</w:t>
+      </w:r>
+      <w:proofErr w:type="spellEnd"/>
+      <w:r>
+        <w:rPr>
+          <w:lang w:val="en-BE"/>
+        </w:rPr>
+        <w:t xml:space="preserve"> containers </w:t>
+      </w:r>
+      <w:proofErr w:type="spellStart"/>
+      <w:r>
+        <w:rPr>
+          <w:lang w:val="en-BE"/>
+        </w:rPr>
+        <w:t>gelijktijdig</w:t>
+      </w:r>
+      <w:proofErr w:type="spellEnd"/>
+      <w:r>
+        <w:rPr>
+          <w:lang w:val="en-BE"/>
+        </w:rPr>
+        <w:t xml:space="preserve"> </w:t>
+      </w:r>
+      <w:proofErr w:type="spellStart"/>
+      <w:r>
+        <w:rPr>
+          <w:lang w:val="en-BE"/>
+        </w:rPr>
+        <w:t>konden</w:t>
+      </w:r>
+      <w:proofErr w:type="spellEnd"/>
+      <w:r>
+        <w:rPr>
+          <w:lang w:val="en-BE"/>
+        </w:rPr>
+        <w:t xml:space="preserve"> </w:t>
+      </w:r>
+      <w:proofErr w:type="spellStart"/>
+      <w:r>
+        <w:rPr>
+          <w:lang w:val="en-BE"/>
+        </w:rPr>
+        <w:t>draaien</w:t>
+      </w:r>
+      <w:proofErr w:type="spellEnd"/>
+      <w:r>
+        <w:rPr>
+          <w:lang w:val="en-BE"/>
+        </w:rPr>
+        <w:t xml:space="preserve"> </w:t>
+      </w:r>
+    </w:p>
+    <w:p>
+      <w:pPr>
+        <w:numPr>
+          <w:ilvl w:val="0"/>
+          <w:numId w:val="28"/>
+        </w:numPr>
+        <w:spacing w:before="120"/>
+        <w:rPr>
+          <w:lang w:val="en-BE"/>
+        </w:rPr>
+      </w:pPr>
+      <w:r>
+        <w:rPr>
+          <w:lang w:val="en-BE"/>
+        </w:rPr>
+        <w:t xml:space="preserve">basis </w:t>
+      </w:r>
+      <w:proofErr w:type="spellStart"/>
+      <w:r>
+        <w:rPr>
+          <w:lang w:val="en-BE"/>
+        </w:rPr>
+        <w:t>netwerkcommunicatie</w:t>
+      </w:r>
+      <w:proofErr w:type="spellEnd"/>
+      <w:r>
+        <w:rPr>
+          <w:lang w:val="en-BE"/>
+        </w:rPr>
+        <w:t xml:space="preserve"> </w:t>
+      </w:r>
+      <w:proofErr w:type="spellStart"/>
+      <w:r>
+        <w:rPr>
+          <w:lang w:val="en-BE"/>
+        </w:rPr>
+        <w:t>tussen</w:t>
+      </w:r>
+      <w:proofErr w:type="spellEnd"/>
+      <w:r>
+        <w:rPr>
+          <w:lang w:val="en-BE"/>
+        </w:rPr>
+        <w:t xml:space="preserve"> containers </w:t>
+      </w:r>
+      <w:proofErr w:type="spellStart"/>
+      <w:r>
+        <w:rPr>
+          <w:lang w:val="en-BE"/>
+        </w:rPr>
+        <w:t>werkte</w:t>
+      </w:r>
+      <w:proofErr w:type="spellEnd"/>
+      <w:r>
+        <w:rPr>
+          <w:lang w:val="en-BE"/>
+        </w:rPr>
+        <w:t xml:space="preserve"> </w:t>
+      </w:r>
+    </w:p>
+    <w:p>
+      <w:pPr>
+        <w:spacing w:before="120"/>
+        <w:rPr>
+          <w:lang w:val="nl-NL"/>
+        </w:rPr>
+      </w:pPr>
+      <w:r>
+        <w:rPr>
+          <w:lang w:val="nl-NL"/>
+        </w:rPr>
+        <w:t>Daarnaast hebben we gewerkt aan de netwerkconfiguratie, waarbij we zowel een switch als een router probeerden op te zetten.</w:t>
+      </w:r>
+      <w:r>
+        <w:rPr>
+          <w:lang w:val="nl-NL"/>
+        </w:rPr>
+        <w:br/>
+        <w:t xml:space="preserve">De configuratie van de router verliep echter niet succesvol (blijvende </w:t>
+      </w:r>
+      <w:proofErr w:type="spellStart"/>
+      <w:r>
+        <w:rPr>
+          <w:lang w:val="nl-NL"/>
+        </w:rPr>
+        <w:t>failures</w:t>
+      </w:r>
+      <w:proofErr w:type="spellEnd"/>
+      <w:r>
+        <w:rPr>
+          <w:lang w:val="nl-NL"/>
+        </w:rPr>
+        <w:t>), waardoor we tijdelijk zijn overgeschakeld naar een management switch om toch netwerkconnectiviteit te garanderen.</w:t>
+      </w:r>
+    </w:p>
+    <w:p>
+      <w:pPr>
+        <w:spacing w:before="120"/>
+        <w:rPr>
           <w:lang w:val="en-GB"/>
+        </w:rPr>
+      </w:pPr>
+      <w:r>
+        <w:rPr>
+          <w:lang w:val="nl-NL"/>
+        </w:rPr>
+        <w:t>Hoewel dit een werkbare oplossing was om verder te kunnen testen, bracht dit een belangrijk probleem met zich mee:</w:t>
+      </w:r>
+      <w:r>
+        <w:rPr>
+          <w:lang w:val="nl-NL"/>
+        </w:rPr>
+        <w:br/>
+      </w:r>
+      <w:r>
+        <w:rPr>
+          <w:rFonts w:ascii="Segoe UI Emoji" w:hAnsi="Segoe UI Emoji" w:cs="Segoe UI Emoji"/>
+          <w:lang w:val="nl-NL"/>
+        </w:rPr>
+        <w:t>➡</w:t>
+      </w:r>
+      <w:r>
+        <w:rPr>
+          <w:rFonts w:ascii="Segoe UI Emoji" w:hAnsi="Segoe UI Emoji" w:cs="Segoe UI Emoji"/>
+          <w:lang w:val="en-BE"/>
+        </w:rPr>
+        <w:t>️</w:t>
+      </w:r>
+      <w:r>
+        <w:rPr>
+          <w:lang w:val="nl-NL"/>
+        </w:rPr>
+        <w:t xml:space="preserve"> we missen momenteel een router, wat betekent dat we nog geen </w:t>
+      </w:r>
+      <w:proofErr w:type="spellStart"/>
+      <w:r>
+        <w:rPr>
+          <w:lang w:val="nl-NL"/>
+        </w:rPr>
+        <w:t>ACL’s</w:t>
+      </w:r>
+      <w:proofErr w:type="spellEnd"/>
+      <w:r>
+        <w:rPr>
+          <w:lang w:val="nl-NL"/>
+        </w:rPr>
+        <w:t xml:space="preserve"> (Access Control </w:t>
+      </w:r>
+      <w:proofErr w:type="spellStart"/>
+      <w:r>
+        <w:rPr>
+          <w:lang w:val="nl-NL"/>
+        </w:rPr>
+        <w:t>Lists</w:t>
+      </w:r>
+      <w:proofErr w:type="spellEnd"/>
+      <w:r>
+        <w:rPr>
+          <w:lang w:val="nl-NL"/>
+        </w:rPr>
+        <w:t>) kunnen configureren en dus beperkte controle hebben over netwerkbeveiliging en traffic filtering.</w:t>
+      </w:r>
+    </w:p>
+    <w:p>
+      <w:pPr>
+        <w:spacing w:before="120"/>
+        <w:rPr>
+          <w:lang w:val="en-BE"/>
+        </w:rPr>
+      </w:pPr>
+      <w:r>
+        <w:rPr>
+          <w:lang w:val="en-BE"/>
+        </w:rPr>
+        <w:pict w14:anchorId="2E61DFDC">
+          <v:rect id="_x0000_i1037" style="width:0;height:1.5pt" o:hralign="center" o:hrstd="t" o:hr="t" fillcolor="#a0a0a0" stroked="f"/>
+        </w:pict>
+      </w:r>
+    </w:p>
+    <w:p>
+      <w:pPr>
+        <w:spacing w:before="120"/>
+        <w:rPr>
+          <w:lang w:val="en-BE"/>
+        </w:rPr>
+      </w:pPr>
+      <w:proofErr w:type="spellStart"/>
+      <w:r>
+        <w:rPr>
+          <w:lang w:val="en-BE"/>
+        </w:rPr>
+        <w:t>Belangrijkste</w:t>
+      </w:r>
+      <w:proofErr w:type="spellEnd"/>
+      <w:r>
+        <w:rPr>
+          <w:lang w:val="en-BE"/>
+        </w:rPr>
+        <w:t xml:space="preserve"> </w:t>
+      </w:r>
+      <w:proofErr w:type="spellStart"/>
+      <w:r>
+        <w:rPr>
+          <w:lang w:val="en-BE"/>
+        </w:rPr>
+        <w:t>resultaten</w:t>
+      </w:r>
+      <w:proofErr w:type="spellEnd"/>
+    </w:p>
+    <w:p>
+      <w:pPr>
+        <w:numPr>
+          <w:ilvl w:val="0"/>
+          <w:numId w:val="29"/>
+        </w:numPr>
+        <w:spacing w:before="120"/>
+        <w:rPr>
+          <w:lang w:val="en-BE"/>
+        </w:rPr>
+      </w:pPr>
+      <w:proofErr w:type="spellStart"/>
+      <w:r>
+        <w:rPr>
+          <w:lang w:val="en-BE"/>
+        </w:rPr>
+        <w:t>Werkende</w:t>
+      </w:r>
+      <w:proofErr w:type="spellEnd"/>
+      <w:r>
+        <w:rPr>
+          <w:lang w:val="en-BE"/>
+        </w:rPr>
+        <w:t xml:space="preserve"> dummy </w:t>
+      </w:r>
+      <w:proofErr w:type="spellStart"/>
+      <w:r>
+        <w:rPr>
+          <w:lang w:val="en-BE"/>
+        </w:rPr>
+        <w:t>multicontainer</w:t>
+      </w:r>
+      <w:proofErr w:type="spellEnd"/>
+      <w:r>
+        <w:rPr>
+          <w:lang w:val="en-BE"/>
+        </w:rPr>
+        <w:t xml:space="preserve"> setup </w:t>
+      </w:r>
+    </w:p>
+    <w:p>
+      <w:pPr>
+        <w:numPr>
+          <w:ilvl w:val="0"/>
+          <w:numId w:val="29"/>
+        </w:numPr>
+        <w:spacing w:before="120"/>
+        <w:rPr>
+          <w:lang w:val="nl-NL"/>
+        </w:rPr>
+      </w:pPr>
+      <w:r>
+        <w:rPr>
+          <w:lang w:val="nl-NL"/>
+        </w:rPr>
+        <w:t xml:space="preserve">Succesvolle </w:t>
+      </w:r>
+      <w:proofErr w:type="spellStart"/>
+      <w:r>
+        <w:rPr>
+          <w:lang w:val="nl-NL"/>
+        </w:rPr>
+        <w:t>deployment</w:t>
+      </w:r>
+      <w:proofErr w:type="spellEnd"/>
+      <w:r>
+        <w:rPr>
+          <w:lang w:val="nl-NL"/>
+        </w:rPr>
+        <w:t xml:space="preserve"> van Docker containers op de server </w:t>
+      </w:r>
+    </w:p>
+    <w:p>
+      <w:pPr>
+        <w:numPr>
+          <w:ilvl w:val="0"/>
+          <w:numId w:val="29"/>
+        </w:numPr>
+        <w:spacing w:before="120"/>
+        <w:rPr>
+          <w:lang w:val="en-BE"/>
+        </w:rPr>
+      </w:pPr>
+      <w:r>
+        <w:rPr>
+          <w:lang w:val="en-BE"/>
+        </w:rPr>
+        <w:t xml:space="preserve">Basis inter-container </w:t>
+      </w:r>
+      <w:proofErr w:type="spellStart"/>
+      <w:r>
+        <w:rPr>
+          <w:lang w:val="en-BE"/>
+        </w:rPr>
+        <w:t>communicatie</w:t>
+      </w:r>
+      <w:proofErr w:type="spellEnd"/>
+      <w:r>
+        <w:rPr>
+          <w:lang w:val="en-BE"/>
+        </w:rPr>
+        <w:t xml:space="preserve"> </w:t>
+      </w:r>
+      <w:proofErr w:type="spellStart"/>
+      <w:r>
+        <w:rPr>
+          <w:lang w:val="en-BE"/>
+        </w:rPr>
+        <w:t>getest</w:t>
+      </w:r>
+      <w:proofErr w:type="spellEnd"/>
+      <w:r>
+        <w:rPr>
+          <w:lang w:val="en-BE"/>
+        </w:rPr>
+        <w:t xml:space="preserve"> </w:t>
+      </w:r>
+    </w:p>
+    <w:p>
+      <w:pPr>
+        <w:numPr>
+          <w:ilvl w:val="0"/>
+          <w:numId w:val="29"/>
+        </w:numPr>
+        <w:spacing w:before="120"/>
+        <w:rPr>
+          <w:lang w:val="en-BE"/>
+        </w:rPr>
+      </w:pPr>
+      <w:proofErr w:type="spellStart"/>
+      <w:r>
+        <w:rPr>
+          <w:lang w:val="en-BE"/>
+        </w:rPr>
+        <w:t>Netwerkconnectiviteit</w:t>
+      </w:r>
+      <w:proofErr w:type="spellEnd"/>
+      <w:r>
+        <w:rPr>
+          <w:lang w:val="en-BE"/>
+        </w:rPr>
+        <w:t xml:space="preserve"> via management switch </w:t>
+      </w:r>
+    </w:p>
+    <w:p>
+      <w:pPr>
+        <w:spacing w:before="120"/>
+        <w:rPr>
+          <w:lang w:val="en-BE"/>
+        </w:rPr>
+      </w:pPr>
+      <w:r>
+        <w:rPr>
+          <w:lang w:val="en-BE"/>
+        </w:rPr>
+        <w:pict w14:anchorId="7BD5CCF7">
+          <v:rect id="_x0000_i1038" style="width:0;height:1.5pt" o:hralign="center" o:hrstd="t" o:hr="t" fillcolor="#a0a0a0" stroked="f"/>
+        </w:pict>
+      </w:r>
+    </w:p>
+    <w:p>
+      <w:pPr>
+        <w:spacing w:before="120"/>
+        <w:rPr>
+          <w:lang w:val="en-BE"/>
+        </w:rPr>
+      </w:pPr>
+      <w:proofErr w:type="spellStart"/>
+      <w:r>
+        <w:rPr>
+          <w:lang w:val="en-BE"/>
+        </w:rPr>
+        <w:t>Belangrijkste</w:t>
+      </w:r>
+      <w:proofErr w:type="spellEnd"/>
+      <w:r>
+        <w:rPr>
+          <w:lang w:val="en-BE"/>
+        </w:rPr>
+        <w:t xml:space="preserve"> </w:t>
+      </w:r>
+      <w:proofErr w:type="spellStart"/>
+      <w:r>
+        <w:rPr>
+          <w:lang w:val="en-BE"/>
+        </w:rPr>
+        <w:t>problemen</w:t>
+      </w:r>
+      <w:proofErr w:type="spellEnd"/>
+    </w:p>
+    <w:p>
+      <w:pPr>
+        <w:numPr>
+          <w:ilvl w:val="0"/>
+          <w:numId w:val="30"/>
+        </w:numPr>
+        <w:spacing w:before="120"/>
+        <w:rPr>
+          <w:lang w:val="en-BE"/>
+        </w:rPr>
+      </w:pPr>
+      <w:r>
+        <w:rPr>
+          <w:lang w:val="en-BE"/>
+        </w:rPr>
+        <w:t xml:space="preserve">Router </w:t>
+      </w:r>
+      <w:proofErr w:type="spellStart"/>
+      <w:r>
+        <w:rPr>
+          <w:lang w:val="en-BE"/>
+        </w:rPr>
+        <w:t>configuratie</w:t>
+      </w:r>
+      <w:proofErr w:type="spellEnd"/>
+      <w:r>
+        <w:rPr>
+          <w:lang w:val="en-BE"/>
+        </w:rPr>
+        <w:t xml:space="preserve"> </w:t>
+      </w:r>
+      <w:proofErr w:type="spellStart"/>
+      <w:r>
+        <w:rPr>
+          <w:lang w:val="en-BE"/>
+        </w:rPr>
+        <w:t>mislukt</w:t>
+      </w:r>
+      <w:proofErr w:type="spellEnd"/>
+      <w:r>
+        <w:rPr>
+          <w:lang w:val="en-BE"/>
+        </w:rPr>
+        <w:t xml:space="preserve"> </w:t>
+      </w:r>
+    </w:p>
+    <w:p>
+      <w:pPr>
+        <w:numPr>
+          <w:ilvl w:val="0"/>
+          <w:numId w:val="30"/>
+        </w:numPr>
+        <w:spacing w:before="120"/>
+        <w:rPr>
+          <w:lang w:val="nl-NL"/>
+        </w:rPr>
+      </w:pPr>
+      <w:r>
+        <w:rPr>
+          <w:lang w:val="nl-NL"/>
+        </w:rPr>
+        <w:t xml:space="preserve">Geen mogelijkheid tot implementatie van </w:t>
+      </w:r>
+      <w:proofErr w:type="spellStart"/>
+      <w:r>
+        <w:rPr>
+          <w:lang w:val="nl-NL"/>
+        </w:rPr>
+        <w:t>ACL’s</w:t>
+      </w:r>
+      <w:proofErr w:type="spellEnd"/>
+      <w:r>
+        <w:rPr>
+          <w:lang w:val="nl-NL"/>
+        </w:rPr>
+        <w:t xml:space="preserve"> </w:t>
+      </w:r>
+    </w:p>
+    <w:p>
+      <w:pPr>
+        <w:numPr>
+          <w:ilvl w:val="0"/>
+          <w:numId w:val="30"/>
+        </w:numPr>
+        <w:spacing w:before="120"/>
+        <w:rPr>
+          <w:lang w:val="nl-NL"/>
+        </w:rPr>
+      </w:pPr>
+      <w:r>
+        <w:rPr>
+          <w:lang w:val="nl-NL"/>
+        </w:rPr>
+        <w:t xml:space="preserve">Beveiliging en netwerksegmentatie nog niet volledig uitgewerkt </w:t>
+      </w:r>
+    </w:p>
+    <w:p>
+      <w:pPr>
+        <w:spacing w:before="120"/>
+        <w:rPr>
+          <w:lang w:val="nl-NL"/>
+        </w:rPr>
+      </w:pPr>
+    </w:p>
+    <w:p>
+      <w:pPr>
+        <w:spacing w:before="120"/>
+        <w:rPr>
+          <w:lang w:val="nl-NL"/>
         </w:rPr>
       </w:pPr>
     </w:p>
@@ -6706,6 +7443,7 @@
                 <w:sz w:val="20"/>
                 <w:szCs w:val="20"/>
               </w:rPr>
+              <w:lastRenderedPageBreak/>
               <w:t>Teamlid</w:t>
             </w:r>
           </w:p>
@@ -8801,8 +9539,8 @@
       </w:r>
     </w:p>
     <w:sectPr>
-      <w:headerReference w:type="default" r:id="rId8"/>
-      <w:footerReference w:type="default" r:id="rId9"/>
+      <w:headerReference w:type="default" r:id="rId9"/>
+      <w:footerReference w:type="default" r:id="rId10"/>
       <w:pgSz w:w="11906" w:h="16838"/>
       <w:pgMar w:top="1440" w:right="1440" w:bottom="1440" w:left="1440" w:header="708" w:footer="708" w:gutter="0"/>
       <w:cols w:space="720"/>
@@ -8991,6 +9729,304 @@
 <file path=word/numbering.xml><?xml version="1.0" encoding="utf-8"?>
 <w:numbering xmlns:wpc="http://schemas.microsoft.com/office/word/2010/wordprocessingCanvas" xmlns:cx="http://schemas.microsoft.com/office/drawing/2014/chartex" xmlns:cx1="http://schemas.microsoft.com/office/drawing/2015/9/8/chartex" xmlns:cx2="http://schemas.microsoft.com/office/drawing/2015/10/21/chartex" xmlns:cx3="http://schemas.microsoft.com/office/drawing/2016/5/9/chartex" xmlns:cx4="http://schemas.microsoft.com/office/drawing/2016/5/10/chartex" xmlns:cx5="http://schemas.microsoft.com/office/drawing/2016/5/11/chartex" xmlns:cx6="http://schemas.microsoft.com/office/drawing/2016/5/12/chartex" xmlns:cx7="http://schemas.microsoft.com/office/drawing/2016/5/13/chartex" xmlns:cx8="http://schemas.microsoft.com/office/drawing/2016/5/14/chartex" xmlns:mc="http://schemas.openxmlformats.org/markup-compatibility/2006" xmlns:aink="http://schemas.microsoft.com/office/drawing/2016/ink" xmlns:am3d="http://schemas.microsoft.com/office/drawing/2017/model3d" xmlns:o="urn:schemas-microsoft-com:office:office" xmlns:oel="http://schemas.microsoft.com/office/2019/extlst" xmlns:r="http://schemas.openxmlformats.org/officeDocument/2006/relationships" xmlns:m="http://schemas.openxmlformats.org/officeDocument/2006/math" xmlns:v="urn:schemas-microsoft-com:vml" xmlns:wp14="http://schemas.microsoft.com/office/word/2010/wordprocessingDrawing" xmlns:wp="http://schemas.openxmlformats.org/drawingml/2006/wordprocessingDrawing" xmlns:w10="urn:schemas-microsoft-com:office:word" xmlns:w="http://schemas.openxmlformats.org/wordprocessingml/2006/main" xmlns:w14="http://schemas.microsoft.com/office/word/2010/wordml" xmlns:w15="http://schemas.microsoft.com/office/word/2012/wordml" xmlns:w16cex="http://schemas.microsoft.com/office/word/2018/wordml/cex" xmlns:w16cid="http://schemas.microsoft.com/office/word/2016/wordml/cid" xmlns:w16="http://schemas.microsoft.com/office/word/2018/wordml" xmlns:w16du="http://schemas.microsoft.com/office/word/2023/wordml/word16du" xmlns:w16sdtdh="http://schemas.microsoft.com/office/word/2020/wordml/sdtdatahash" xmlns:w16sdtfl="http://schemas.microsoft.com/office/word/2024/wordml/sdtformatlock" xmlns:w16se="http://schemas.microsoft.com/office/word/2015/wordml/symex" xmlns:wpg="http://schemas.microsoft.com/office/word/2010/wordprocessingGroup" xmlns:wpi="http://schemas.microsoft.com/office/word/2010/wordprocessingInk" xmlns:wne="http://schemas.microsoft.com/office/word/2006/wordml" xmlns:wps="http://schemas.microsoft.com/office/word/2010/wordprocessingShape" mc:Ignorable="w14 w15 w16se w16cid w16 w16cex w16sdtdh w16sdtfl w16du wp14">
   <w:abstractNum w:abstractNumId="0" w15:restartNumberingAfterBreak="0">
+    <w:nsid w:val="00881A02"/>
+    <w:multiLevelType w:val="multilevel"/>
+    <w:tmpl w:val="0928AC14"/>
+    <w:lvl w:ilvl="0">
+      <w:start w:val="1"/>
+      <w:numFmt w:val="bullet"/>
+      <w:lvlText w:val=""/>
+      <w:lvlJc w:val="left"/>
+      <w:pPr>
+        <w:tabs>
+          <w:tab w:val="num" w:pos="720"/>
+        </w:tabs>
+        <w:ind w:left="720" w:hanging="360"/>
+      </w:pPr>
+      <w:rPr>
+        <w:rFonts w:ascii="Symbol" w:hAnsi="Symbol" w:hint="default"/>
+        <w:sz w:val="20"/>
+      </w:rPr>
+    </w:lvl>
+    <w:lvl w:ilvl="1" w:tentative="1">
+      <w:start w:val="1"/>
+      <w:numFmt w:val="bullet"/>
+      <w:lvlText w:val="o"/>
+      <w:lvlJc w:val="left"/>
+      <w:pPr>
+        <w:tabs>
+          <w:tab w:val="num" w:pos="1440"/>
+        </w:tabs>
+        <w:ind w:left="1440" w:hanging="360"/>
+      </w:pPr>
+      <w:rPr>
+        <w:rFonts w:ascii="Courier New" w:hAnsi="Courier New" w:hint="default"/>
+        <w:sz w:val="20"/>
+      </w:rPr>
+    </w:lvl>
+    <w:lvl w:ilvl="2" w:tentative="1">
+      <w:start w:val="1"/>
+      <w:numFmt w:val="bullet"/>
+      <w:lvlText w:val=""/>
+      <w:lvlJc w:val="left"/>
+      <w:pPr>
+        <w:tabs>
+          <w:tab w:val="num" w:pos="2160"/>
+        </w:tabs>
+        <w:ind w:left="2160" w:hanging="360"/>
+      </w:pPr>
+      <w:rPr>
+        <w:rFonts w:ascii="Wingdings" w:hAnsi="Wingdings" w:hint="default"/>
+        <w:sz w:val="20"/>
+      </w:rPr>
+    </w:lvl>
+    <w:lvl w:ilvl="3" w:tentative="1">
+      <w:start w:val="1"/>
+      <w:numFmt w:val="bullet"/>
+      <w:lvlText w:val=""/>
+      <w:lvlJc w:val="left"/>
+      <w:pPr>
+        <w:tabs>
+          <w:tab w:val="num" w:pos="2880"/>
+        </w:tabs>
+        <w:ind w:left="2880" w:hanging="360"/>
+      </w:pPr>
+      <w:rPr>
+        <w:rFonts w:ascii="Wingdings" w:hAnsi="Wingdings" w:hint="default"/>
+        <w:sz w:val="20"/>
+      </w:rPr>
+    </w:lvl>
+    <w:lvl w:ilvl="4" w:tentative="1">
+      <w:start w:val="1"/>
+      <w:numFmt w:val="bullet"/>
+      <w:lvlText w:val=""/>
+      <w:lvlJc w:val="left"/>
+      <w:pPr>
+        <w:tabs>
+          <w:tab w:val="num" w:pos="3600"/>
+        </w:tabs>
+        <w:ind w:left="3600" w:hanging="360"/>
+      </w:pPr>
+      <w:rPr>
+        <w:rFonts w:ascii="Wingdings" w:hAnsi="Wingdings" w:hint="default"/>
+        <w:sz w:val="20"/>
+      </w:rPr>
+    </w:lvl>
+    <w:lvl w:ilvl="5" w:tentative="1">
+      <w:start w:val="1"/>
+      <w:numFmt w:val="bullet"/>
+      <w:lvlText w:val=""/>
+      <w:lvlJc w:val="left"/>
+      <w:pPr>
+        <w:tabs>
+          <w:tab w:val="num" w:pos="4320"/>
+        </w:tabs>
+        <w:ind w:left="4320" w:hanging="360"/>
+      </w:pPr>
+      <w:rPr>
+        <w:rFonts w:ascii="Wingdings" w:hAnsi="Wingdings" w:hint="default"/>
+        <w:sz w:val="20"/>
+      </w:rPr>
+    </w:lvl>
+    <w:lvl w:ilvl="6" w:tentative="1">
+      <w:start w:val="1"/>
+      <w:numFmt w:val="bullet"/>
+      <w:lvlText w:val=""/>
+      <w:lvlJc w:val="left"/>
+      <w:pPr>
+        <w:tabs>
+          <w:tab w:val="num" w:pos="5040"/>
+        </w:tabs>
+        <w:ind w:left="5040" w:hanging="360"/>
+      </w:pPr>
+      <w:rPr>
+        <w:rFonts w:ascii="Wingdings" w:hAnsi="Wingdings" w:hint="default"/>
+        <w:sz w:val="20"/>
+      </w:rPr>
+    </w:lvl>
+    <w:lvl w:ilvl="7" w:tentative="1">
+      <w:start w:val="1"/>
+      <w:numFmt w:val="bullet"/>
+      <w:lvlText w:val=""/>
+      <w:lvlJc w:val="left"/>
+      <w:pPr>
+        <w:tabs>
+          <w:tab w:val="num" w:pos="5760"/>
+        </w:tabs>
+        <w:ind w:left="5760" w:hanging="360"/>
+      </w:pPr>
+      <w:rPr>
+        <w:rFonts w:ascii="Wingdings" w:hAnsi="Wingdings" w:hint="default"/>
+        <w:sz w:val="20"/>
+      </w:rPr>
+    </w:lvl>
+    <w:lvl w:ilvl="8" w:tentative="1">
+      <w:start w:val="1"/>
+      <w:numFmt w:val="bullet"/>
+      <w:lvlText w:val=""/>
+      <w:lvlJc w:val="left"/>
+      <w:pPr>
+        <w:tabs>
+          <w:tab w:val="num" w:pos="6480"/>
+        </w:tabs>
+        <w:ind w:left="6480" w:hanging="360"/>
+      </w:pPr>
+      <w:rPr>
+        <w:rFonts w:ascii="Wingdings" w:hAnsi="Wingdings" w:hint="default"/>
+        <w:sz w:val="20"/>
+      </w:rPr>
+    </w:lvl>
+  </w:abstractNum>
+  <w:abstractNum w:abstractNumId="1" w15:restartNumberingAfterBreak="0">
+    <w:nsid w:val="0395274D"/>
+    <w:multiLevelType w:val="multilevel"/>
+    <w:tmpl w:val="E6BC7B20"/>
+    <w:lvl w:ilvl="0">
+      <w:start w:val="1"/>
+      <w:numFmt w:val="bullet"/>
+      <w:lvlText w:val=""/>
+      <w:lvlJc w:val="left"/>
+      <w:pPr>
+        <w:tabs>
+          <w:tab w:val="num" w:pos="720"/>
+        </w:tabs>
+        <w:ind w:left="720" w:hanging="360"/>
+      </w:pPr>
+      <w:rPr>
+        <w:rFonts w:ascii="Symbol" w:hAnsi="Symbol" w:hint="default"/>
+        <w:sz w:val="20"/>
+      </w:rPr>
+    </w:lvl>
+    <w:lvl w:ilvl="1" w:tentative="1">
+      <w:start w:val="1"/>
+      <w:numFmt w:val="bullet"/>
+      <w:lvlText w:val="o"/>
+      <w:lvlJc w:val="left"/>
+      <w:pPr>
+        <w:tabs>
+          <w:tab w:val="num" w:pos="1440"/>
+        </w:tabs>
+        <w:ind w:left="1440" w:hanging="360"/>
+      </w:pPr>
+      <w:rPr>
+        <w:rFonts w:ascii="Courier New" w:hAnsi="Courier New" w:hint="default"/>
+        <w:sz w:val="20"/>
+      </w:rPr>
+    </w:lvl>
+    <w:lvl w:ilvl="2" w:tentative="1">
+      <w:start w:val="1"/>
+      <w:numFmt w:val="bullet"/>
+      <w:lvlText w:val=""/>
+      <w:lvlJc w:val="left"/>
+      <w:pPr>
+        <w:tabs>
+          <w:tab w:val="num" w:pos="2160"/>
+        </w:tabs>
+        <w:ind w:left="2160" w:hanging="360"/>
+      </w:pPr>
+      <w:rPr>
+        <w:rFonts w:ascii="Wingdings" w:hAnsi="Wingdings" w:hint="default"/>
+        <w:sz w:val="20"/>
+      </w:rPr>
+    </w:lvl>
+    <w:lvl w:ilvl="3" w:tentative="1">
+      <w:start w:val="1"/>
+      <w:numFmt w:val="bullet"/>
+      <w:lvlText w:val=""/>
+      <w:lvlJc w:val="left"/>
+      <w:pPr>
+        <w:tabs>
+          <w:tab w:val="num" w:pos="2880"/>
+        </w:tabs>
+        <w:ind w:left="2880" w:hanging="360"/>
+      </w:pPr>
+      <w:rPr>
+        <w:rFonts w:ascii="Wingdings" w:hAnsi="Wingdings" w:hint="default"/>
+        <w:sz w:val="20"/>
+      </w:rPr>
+    </w:lvl>
+    <w:lvl w:ilvl="4" w:tentative="1">
+      <w:start w:val="1"/>
+      <w:numFmt w:val="bullet"/>
+      <w:lvlText w:val=""/>
+      <w:lvlJc w:val="left"/>
+      <w:pPr>
+        <w:tabs>
+          <w:tab w:val="num" w:pos="3600"/>
+        </w:tabs>
+        <w:ind w:left="3600" w:hanging="360"/>
+      </w:pPr>
+      <w:rPr>
+        <w:rFonts w:ascii="Wingdings" w:hAnsi="Wingdings" w:hint="default"/>
+        <w:sz w:val="20"/>
+      </w:rPr>
+    </w:lvl>
+    <w:lvl w:ilvl="5" w:tentative="1">
+      <w:start w:val="1"/>
+      <w:numFmt w:val="bullet"/>
+      <w:lvlText w:val=""/>
+      <w:lvlJc w:val="left"/>
+      <w:pPr>
+        <w:tabs>
+          <w:tab w:val="num" w:pos="4320"/>
+        </w:tabs>
+        <w:ind w:left="4320" w:hanging="360"/>
+      </w:pPr>
+      <w:rPr>
+        <w:rFonts w:ascii="Wingdings" w:hAnsi="Wingdings" w:hint="default"/>
+        <w:sz w:val="20"/>
+      </w:rPr>
+    </w:lvl>
+    <w:lvl w:ilvl="6" w:tentative="1">
+      <w:start w:val="1"/>
+      <w:numFmt w:val="bullet"/>
+      <w:lvlText w:val=""/>
+      <w:lvlJc w:val="left"/>
+      <w:pPr>
+        <w:tabs>
+          <w:tab w:val="num" w:pos="5040"/>
+        </w:tabs>
+        <w:ind w:left="5040" w:hanging="360"/>
+      </w:pPr>
+      <w:rPr>
+        <w:rFonts w:ascii="Wingdings" w:hAnsi="Wingdings" w:hint="default"/>
+        <w:sz w:val="20"/>
+      </w:rPr>
+    </w:lvl>
+    <w:lvl w:ilvl="7" w:tentative="1">
+      <w:start w:val="1"/>
+      <w:numFmt w:val="bullet"/>
+      <w:lvlText w:val=""/>
+      <w:lvlJc w:val="left"/>
+      <w:pPr>
+        <w:tabs>
+          <w:tab w:val="num" w:pos="5760"/>
+        </w:tabs>
+        <w:ind w:left="5760" w:hanging="360"/>
+      </w:pPr>
+      <w:rPr>
+        <w:rFonts w:ascii="Wingdings" w:hAnsi="Wingdings" w:hint="default"/>
+        <w:sz w:val="20"/>
+      </w:rPr>
+    </w:lvl>
+    <w:lvl w:ilvl="8" w:tentative="1">
+      <w:start w:val="1"/>
+      <w:numFmt w:val="bullet"/>
+      <w:lvlText w:val=""/>
+      <w:lvlJc w:val="left"/>
+      <w:pPr>
+        <w:tabs>
+          <w:tab w:val="num" w:pos="6480"/>
+        </w:tabs>
+        <w:ind w:left="6480" w:hanging="360"/>
+      </w:pPr>
+      <w:rPr>
+        <w:rFonts w:ascii="Wingdings" w:hAnsi="Wingdings" w:hint="default"/>
+        <w:sz w:val="20"/>
+      </w:rPr>
+    </w:lvl>
+  </w:abstractNum>
+  <w:abstractNum w:abstractNumId="2" w15:restartNumberingAfterBreak="0">
     <w:nsid w:val="08BD7162"/>
     <w:multiLevelType w:val="hybridMultilevel"/>
     <w:tmpl w:val="22B4AB54"/>
@@ -9044,7 +10080,7 @@
       <w:lvlJc w:val="left"/>
     </w:lvl>
   </w:abstractNum>
-  <w:abstractNum w:abstractNumId="1" w15:restartNumberingAfterBreak="0">
+  <w:abstractNum w:abstractNumId="3" w15:restartNumberingAfterBreak="0">
     <w:nsid w:val="0E9B7A47"/>
     <w:multiLevelType w:val="multilevel"/>
     <w:tmpl w:val="AE207B0A"/>
@@ -9157,7 +10193,7 @@
       </w:pPr>
     </w:lvl>
   </w:abstractNum>
-  <w:abstractNum w:abstractNumId="2" w15:restartNumberingAfterBreak="0">
+  <w:abstractNum w:abstractNumId="4" w15:restartNumberingAfterBreak="0">
     <w:nsid w:val="14C91301"/>
     <w:multiLevelType w:val="multilevel"/>
     <w:tmpl w:val="632E3F28"/>
@@ -9270,7 +10306,7 @@
       </w:pPr>
     </w:lvl>
   </w:abstractNum>
-  <w:abstractNum w:abstractNumId="3" w15:restartNumberingAfterBreak="0">
+  <w:abstractNum w:abstractNumId="5" w15:restartNumberingAfterBreak="0">
     <w:nsid w:val="15620E41"/>
     <w:multiLevelType w:val="multilevel"/>
     <w:tmpl w:val="FB5C81DC"/>
@@ -9383,7 +10419,7 @@
       </w:pPr>
     </w:lvl>
   </w:abstractNum>
-  <w:abstractNum w:abstractNumId="4" w15:restartNumberingAfterBreak="0">
+  <w:abstractNum w:abstractNumId="6" w15:restartNumberingAfterBreak="0">
     <w:nsid w:val="19B615FA"/>
     <w:multiLevelType w:val="hybridMultilevel"/>
     <w:tmpl w:val="90463124"/>
@@ -9497,7 +10533,7 @@
       </w:rPr>
     </w:lvl>
   </w:abstractNum>
-  <w:abstractNum w:abstractNumId="5" w15:restartNumberingAfterBreak="0">
+  <w:abstractNum w:abstractNumId="7" w15:restartNumberingAfterBreak="0">
     <w:nsid w:val="1A0B5329"/>
     <w:multiLevelType w:val="multilevel"/>
     <w:tmpl w:val="05DAF14E"/>
@@ -9646,7 +10682,7 @@
       </w:rPr>
     </w:lvl>
   </w:abstractNum>
-  <w:abstractNum w:abstractNumId="6" w15:restartNumberingAfterBreak="0">
+  <w:abstractNum w:abstractNumId="8" w15:restartNumberingAfterBreak="0">
     <w:nsid w:val="1D3937B8"/>
     <w:multiLevelType w:val="multilevel"/>
     <w:tmpl w:val="918C2A50"/>
@@ -9759,7 +10795,7 @@
       </w:pPr>
     </w:lvl>
   </w:abstractNum>
-  <w:abstractNum w:abstractNumId="7" w15:restartNumberingAfterBreak="0">
+  <w:abstractNum w:abstractNumId="9" w15:restartNumberingAfterBreak="0">
     <w:nsid w:val="2AEC6A2F"/>
     <w:multiLevelType w:val="multilevel"/>
     <w:tmpl w:val="D3C0FD2E"/>
@@ -9872,7 +10908,7 @@
       </w:pPr>
     </w:lvl>
   </w:abstractNum>
-  <w:abstractNum w:abstractNumId="8" w15:restartNumberingAfterBreak="0">
+  <w:abstractNum w:abstractNumId="10" w15:restartNumberingAfterBreak="0">
     <w:nsid w:val="2B2F6C42"/>
     <w:multiLevelType w:val="multilevel"/>
     <w:tmpl w:val="E4F891EA"/>
@@ -9985,7 +11021,7 @@
       </w:pPr>
     </w:lvl>
   </w:abstractNum>
-  <w:abstractNum w:abstractNumId="9" w15:restartNumberingAfterBreak="0">
+  <w:abstractNum w:abstractNumId="11" w15:restartNumberingAfterBreak="0">
     <w:nsid w:val="31263A68"/>
     <w:multiLevelType w:val="multilevel"/>
     <w:tmpl w:val="D74E78E6"/>
@@ -10098,7 +11134,156 @@
       </w:pPr>
     </w:lvl>
   </w:abstractNum>
-  <w:abstractNum w:abstractNumId="10" w15:restartNumberingAfterBreak="0">
+  <w:abstractNum w:abstractNumId="12" w15:restartNumberingAfterBreak="0">
+    <w:nsid w:val="31EF5EF7"/>
+    <w:multiLevelType w:val="multilevel"/>
+    <w:tmpl w:val="08D08890"/>
+    <w:lvl w:ilvl="0">
+      <w:start w:val="1"/>
+      <w:numFmt w:val="bullet"/>
+      <w:lvlText w:val=""/>
+      <w:lvlJc w:val="left"/>
+      <w:pPr>
+        <w:tabs>
+          <w:tab w:val="num" w:pos="720"/>
+        </w:tabs>
+        <w:ind w:left="720" w:hanging="360"/>
+      </w:pPr>
+      <w:rPr>
+        <w:rFonts w:ascii="Symbol" w:hAnsi="Symbol" w:hint="default"/>
+        <w:sz w:val="20"/>
+      </w:rPr>
+    </w:lvl>
+    <w:lvl w:ilvl="1" w:tentative="1">
+      <w:start w:val="1"/>
+      <w:numFmt w:val="bullet"/>
+      <w:lvlText w:val="o"/>
+      <w:lvlJc w:val="left"/>
+      <w:pPr>
+        <w:tabs>
+          <w:tab w:val="num" w:pos="1440"/>
+        </w:tabs>
+        <w:ind w:left="1440" w:hanging="360"/>
+      </w:pPr>
+      <w:rPr>
+        <w:rFonts w:ascii="Courier New" w:hAnsi="Courier New" w:hint="default"/>
+        <w:sz w:val="20"/>
+      </w:rPr>
+    </w:lvl>
+    <w:lvl w:ilvl="2" w:tentative="1">
+      <w:start w:val="1"/>
+      <w:numFmt w:val="bullet"/>
+      <w:lvlText w:val=""/>
+      <w:lvlJc w:val="left"/>
+      <w:pPr>
+        <w:tabs>
+          <w:tab w:val="num" w:pos="2160"/>
+        </w:tabs>
+        <w:ind w:left="2160" w:hanging="360"/>
+      </w:pPr>
+      <w:rPr>
+        <w:rFonts w:ascii="Wingdings" w:hAnsi="Wingdings" w:hint="default"/>
+        <w:sz w:val="20"/>
+      </w:rPr>
+    </w:lvl>
+    <w:lvl w:ilvl="3" w:tentative="1">
+      <w:start w:val="1"/>
+      <w:numFmt w:val="bullet"/>
+      <w:lvlText w:val=""/>
+      <w:lvlJc w:val="left"/>
+      <w:pPr>
+        <w:tabs>
+          <w:tab w:val="num" w:pos="2880"/>
+        </w:tabs>
+        <w:ind w:left="2880" w:hanging="360"/>
+      </w:pPr>
+      <w:rPr>
+        <w:rFonts w:ascii="Wingdings" w:hAnsi="Wingdings" w:hint="default"/>
+        <w:sz w:val="20"/>
+      </w:rPr>
+    </w:lvl>
+    <w:lvl w:ilvl="4" w:tentative="1">
+      <w:start w:val="1"/>
+      <w:numFmt w:val="bullet"/>
+      <w:lvlText w:val=""/>
+      <w:lvlJc w:val="left"/>
+      <w:pPr>
+        <w:tabs>
+          <w:tab w:val="num" w:pos="3600"/>
+        </w:tabs>
+        <w:ind w:left="3600" w:hanging="360"/>
+      </w:pPr>
+      <w:rPr>
+        <w:rFonts w:ascii="Wingdings" w:hAnsi="Wingdings" w:hint="default"/>
+        <w:sz w:val="20"/>
+      </w:rPr>
+    </w:lvl>
+    <w:lvl w:ilvl="5" w:tentative="1">
+      <w:start w:val="1"/>
+      <w:numFmt w:val="bullet"/>
+      <w:lvlText w:val=""/>
+      <w:lvlJc w:val="left"/>
+      <w:pPr>
+        <w:tabs>
+          <w:tab w:val="num" w:pos="4320"/>
+        </w:tabs>
+        <w:ind w:left="4320" w:hanging="360"/>
+      </w:pPr>
+      <w:rPr>
+        <w:rFonts w:ascii="Wingdings" w:hAnsi="Wingdings" w:hint="default"/>
+        <w:sz w:val="20"/>
+      </w:rPr>
+    </w:lvl>
+    <w:lvl w:ilvl="6" w:tentative="1">
+      <w:start w:val="1"/>
+      <w:numFmt w:val="bullet"/>
+      <w:lvlText w:val=""/>
+      <w:lvlJc w:val="left"/>
+      <w:pPr>
+        <w:tabs>
+          <w:tab w:val="num" w:pos="5040"/>
+        </w:tabs>
+        <w:ind w:left="5040" w:hanging="360"/>
+      </w:pPr>
+      <w:rPr>
+        <w:rFonts w:ascii="Wingdings" w:hAnsi="Wingdings" w:hint="default"/>
+        <w:sz w:val="20"/>
+      </w:rPr>
+    </w:lvl>
+    <w:lvl w:ilvl="7" w:tentative="1">
+      <w:start w:val="1"/>
+      <w:numFmt w:val="bullet"/>
+      <w:lvlText w:val=""/>
+      <w:lvlJc w:val="left"/>
+      <w:pPr>
+        <w:tabs>
+          <w:tab w:val="num" w:pos="5760"/>
+        </w:tabs>
+        <w:ind w:left="5760" w:hanging="360"/>
+      </w:pPr>
+      <w:rPr>
+        <w:rFonts w:ascii="Wingdings" w:hAnsi="Wingdings" w:hint="default"/>
+        <w:sz w:val="20"/>
+      </w:rPr>
+    </w:lvl>
+    <w:lvl w:ilvl="8" w:tentative="1">
+      <w:start w:val="1"/>
+      <w:numFmt w:val="bullet"/>
+      <w:lvlText w:val=""/>
+      <w:lvlJc w:val="left"/>
+      <w:pPr>
+        <w:tabs>
+          <w:tab w:val="num" w:pos="6480"/>
+        </w:tabs>
+        <w:ind w:left="6480" w:hanging="360"/>
+      </w:pPr>
+      <w:rPr>
+        <w:rFonts w:ascii="Wingdings" w:hAnsi="Wingdings" w:hint="default"/>
+        <w:sz w:val="20"/>
+      </w:rPr>
+    </w:lvl>
+  </w:abstractNum>
+  <w:abstractNum w:abstractNumId="13" w15:restartNumberingAfterBreak="0">
     <w:nsid w:val="3C106B99"/>
     <w:multiLevelType w:val="multilevel"/>
     <w:tmpl w:val="1F4274A4"/>
@@ -10211,7 +11396,7 @@
       </w:pPr>
     </w:lvl>
   </w:abstractNum>
-  <w:abstractNum w:abstractNumId="11" w15:restartNumberingAfterBreak="0">
+  <w:abstractNum w:abstractNumId="14" w15:restartNumberingAfterBreak="0">
     <w:nsid w:val="430F50FD"/>
     <w:multiLevelType w:val="hybridMultilevel"/>
     <w:tmpl w:val="7174CF94"/>
@@ -10324,7 +11509,7 @@
       </w:rPr>
     </w:lvl>
   </w:abstractNum>
-  <w:abstractNum w:abstractNumId="12" w15:restartNumberingAfterBreak="0">
+  <w:abstractNum w:abstractNumId="15" w15:restartNumberingAfterBreak="0">
     <w:nsid w:val="484B2CAB"/>
     <w:multiLevelType w:val="multilevel"/>
     <w:tmpl w:val="92E254AC"/>
@@ -10437,7 +11622,7 @@
       </w:pPr>
     </w:lvl>
   </w:abstractNum>
-  <w:abstractNum w:abstractNumId="13" w15:restartNumberingAfterBreak="0">
+  <w:abstractNum w:abstractNumId="16" w15:restartNumberingAfterBreak="0">
     <w:nsid w:val="485518EC"/>
     <w:multiLevelType w:val="multilevel"/>
     <w:tmpl w:val="91CA90D2"/>
@@ -10550,7 +11735,7 @@
       </w:pPr>
     </w:lvl>
   </w:abstractNum>
-  <w:abstractNum w:abstractNumId="14" w15:restartNumberingAfterBreak="0">
+  <w:abstractNum w:abstractNumId="17" w15:restartNumberingAfterBreak="0">
     <w:nsid w:val="4E8518E5"/>
     <w:multiLevelType w:val="hybridMultilevel"/>
     <w:tmpl w:val="6A804734"/>
@@ -10636,7 +11821,7 @@
       </w:pPr>
     </w:lvl>
   </w:abstractNum>
-  <w:abstractNum w:abstractNumId="15" w15:restartNumberingAfterBreak="0">
+  <w:abstractNum w:abstractNumId="18" w15:restartNumberingAfterBreak="0">
     <w:nsid w:val="4F407F61"/>
     <w:multiLevelType w:val="multilevel"/>
     <w:tmpl w:val="FE8E2B30"/>
@@ -10749,7 +11934,7 @@
       </w:pPr>
     </w:lvl>
   </w:abstractNum>
-  <w:abstractNum w:abstractNumId="16" w15:restartNumberingAfterBreak="0">
+  <w:abstractNum w:abstractNumId="19" w15:restartNumberingAfterBreak="0">
     <w:nsid w:val="55EC11D9"/>
     <w:multiLevelType w:val="multilevel"/>
     <w:tmpl w:val="A754F048"/>
@@ -10862,7 +12047,7 @@
       </w:pPr>
     </w:lvl>
   </w:abstractNum>
-  <w:abstractNum w:abstractNumId="17" w15:restartNumberingAfterBreak="0">
+  <w:abstractNum w:abstractNumId="20" w15:restartNumberingAfterBreak="0">
     <w:nsid w:val="5F505329"/>
     <w:multiLevelType w:val="multilevel"/>
     <w:tmpl w:val="3676DD76"/>
@@ -10975,7 +12160,7 @@
       </w:pPr>
     </w:lvl>
   </w:abstractNum>
-  <w:abstractNum w:abstractNumId="18" w15:restartNumberingAfterBreak="0">
+  <w:abstractNum w:abstractNumId="21" w15:restartNumberingAfterBreak="0">
     <w:nsid w:val="60BE2A61"/>
     <w:multiLevelType w:val="multilevel"/>
     <w:tmpl w:val="087CBB12"/>
@@ -11124,7 +12309,7 @@
       </w:rPr>
     </w:lvl>
   </w:abstractNum>
-  <w:abstractNum w:abstractNumId="19" w15:restartNumberingAfterBreak="0">
+  <w:abstractNum w:abstractNumId="22" w15:restartNumberingAfterBreak="0">
     <w:nsid w:val="63A73712"/>
     <w:multiLevelType w:val="multilevel"/>
     <w:tmpl w:val="C5F2534C"/>
@@ -11228,7 +12413,7 @@
       </w:rPr>
     </w:lvl>
   </w:abstractNum>
-  <w:abstractNum w:abstractNumId="20" w15:restartNumberingAfterBreak="0">
+  <w:abstractNum w:abstractNumId="23" w15:restartNumberingAfterBreak="0">
     <w:nsid w:val="649F00FD"/>
     <w:multiLevelType w:val="multilevel"/>
     <w:tmpl w:val="0BCE2944"/>
@@ -11341,7 +12526,7 @@
       </w:pPr>
     </w:lvl>
   </w:abstractNum>
-  <w:abstractNum w:abstractNumId="21" w15:restartNumberingAfterBreak="0">
+  <w:abstractNum w:abstractNumId="24" w15:restartNumberingAfterBreak="0">
     <w:nsid w:val="6BD1744D"/>
     <w:multiLevelType w:val="hybridMultilevel"/>
     <w:tmpl w:val="1CD0A40E"/>
@@ -11395,7 +12580,7 @@
       <w:lvlJc w:val="left"/>
     </w:lvl>
   </w:abstractNum>
-  <w:abstractNum w:abstractNumId="22" w15:restartNumberingAfterBreak="0">
+  <w:abstractNum w:abstractNumId="25" w15:restartNumberingAfterBreak="0">
     <w:nsid w:val="6D496058"/>
     <w:multiLevelType w:val="multilevel"/>
     <w:tmpl w:val="B27EF9B2"/>
@@ -11508,7 +12693,7 @@
       </w:pPr>
     </w:lvl>
   </w:abstractNum>
-  <w:abstractNum w:abstractNumId="23" w15:restartNumberingAfterBreak="0">
+  <w:abstractNum w:abstractNumId="26" w15:restartNumberingAfterBreak="0">
     <w:nsid w:val="6DBC1249"/>
     <w:multiLevelType w:val="multilevel"/>
     <w:tmpl w:val="527A76C4"/>
@@ -11612,7 +12797,7 @@
       </w:rPr>
     </w:lvl>
   </w:abstractNum>
-  <w:abstractNum w:abstractNumId="24" w15:restartNumberingAfterBreak="0">
+  <w:abstractNum w:abstractNumId="27" w15:restartNumberingAfterBreak="0">
     <w:nsid w:val="76CC3B09"/>
     <w:multiLevelType w:val="multilevel"/>
     <w:tmpl w:val="220ED02A"/>
@@ -11725,7 +12910,7 @@
       </w:pPr>
     </w:lvl>
   </w:abstractNum>
-  <w:abstractNum w:abstractNumId="25" w15:restartNumberingAfterBreak="0">
+  <w:abstractNum w:abstractNumId="28" w15:restartNumberingAfterBreak="0">
     <w:nsid w:val="7854034D"/>
     <w:multiLevelType w:val="multilevel"/>
     <w:tmpl w:val="A47827B8"/>
@@ -11829,7 +13014,7 @@
       </w:rPr>
     </w:lvl>
   </w:abstractNum>
-  <w:abstractNum w:abstractNumId="26" w15:restartNumberingAfterBreak="0">
+  <w:abstractNum w:abstractNumId="29" w15:restartNumberingAfterBreak="0">
     <w:nsid w:val="788C5E76"/>
     <w:multiLevelType w:val="multilevel"/>
     <w:tmpl w:val="4A680988"/>
@@ -11943,94 +13128,103 @@
     </w:lvl>
   </w:abstractNum>
   <w:num w:numId="1" w16cid:durableId="1188788868">
-    <w:abstractNumId w:val="14"/>
+    <w:abstractNumId w:val="17"/>
     <w:lvlOverride w:ilvl="0">
       <w:startOverride w:val="1"/>
     </w:lvlOverride>
   </w:num>
   <w:num w:numId="2" w16cid:durableId="65036826">
-    <w:abstractNumId w:val="0"/>
+    <w:abstractNumId w:val="2"/>
     <w:lvlOverride w:ilvl="0">
       <w:startOverride w:val="1"/>
     </w:lvlOverride>
   </w:num>
   <w:num w:numId="3" w16cid:durableId="1515921615">
-    <w:abstractNumId w:val="21"/>
+    <w:abstractNumId w:val="24"/>
     <w:lvlOverride w:ilvl="0">
       <w:startOverride w:val="1"/>
     </w:lvlOverride>
   </w:num>
   <w:num w:numId="4" w16cid:durableId="680396162">
+    <w:abstractNumId w:val="14"/>
+  </w:num>
+  <w:num w:numId="5" w16cid:durableId="1958634530">
+    <w:abstractNumId w:val="6"/>
+  </w:num>
+  <w:num w:numId="6" w16cid:durableId="2092389351">
+    <w:abstractNumId w:val="22"/>
+  </w:num>
+  <w:num w:numId="7" w16cid:durableId="1407337657">
+    <w:abstractNumId w:val="26"/>
+  </w:num>
+  <w:num w:numId="8" w16cid:durableId="155268043">
+    <w:abstractNumId w:val="28"/>
+  </w:num>
+  <w:num w:numId="9" w16cid:durableId="195971579">
+    <w:abstractNumId w:val="18"/>
+  </w:num>
+  <w:num w:numId="10" w16cid:durableId="1655523747">
+    <w:abstractNumId w:val="25"/>
+  </w:num>
+  <w:num w:numId="11" w16cid:durableId="1743022127">
+    <w:abstractNumId w:val="15"/>
+  </w:num>
+  <w:num w:numId="12" w16cid:durableId="677267836">
+    <w:abstractNumId w:val="9"/>
+  </w:num>
+  <w:num w:numId="13" w16cid:durableId="1013334693">
+    <w:abstractNumId w:val="19"/>
+  </w:num>
+  <w:num w:numId="14" w16cid:durableId="863053591">
+    <w:abstractNumId w:val="27"/>
+  </w:num>
+  <w:num w:numId="15" w16cid:durableId="1065908445">
+    <w:abstractNumId w:val="23"/>
+  </w:num>
+  <w:num w:numId="16" w16cid:durableId="1638098010">
+    <w:abstractNumId w:val="3"/>
+  </w:num>
+  <w:num w:numId="17" w16cid:durableId="748312945">
+    <w:abstractNumId w:val="4"/>
+  </w:num>
+  <w:num w:numId="18" w16cid:durableId="1576470810">
+    <w:abstractNumId w:val="8"/>
+  </w:num>
+  <w:num w:numId="19" w16cid:durableId="1193113568">
+    <w:abstractNumId w:val="20"/>
+  </w:num>
+  <w:num w:numId="20" w16cid:durableId="1484855298">
     <w:abstractNumId w:val="11"/>
   </w:num>
-  <w:num w:numId="5" w16cid:durableId="1958634530">
-    <w:abstractNumId w:val="4"/>
+  <w:num w:numId="21" w16cid:durableId="414671804">
+    <w:abstractNumId w:val="10"/>
   </w:num>
-  <w:num w:numId="6" w16cid:durableId="2092389351">
-    <w:abstractNumId w:val="19"/>
+  <w:num w:numId="22" w16cid:durableId="467476972">
+    <w:abstractNumId w:val="21"/>
   </w:num>
-  <w:num w:numId="7" w16cid:durableId="1407337657">
-    <w:abstractNumId w:val="23"/>
+  <w:num w:numId="23" w16cid:durableId="37751768">
+    <w:abstractNumId w:val="7"/>
   </w:num>
-  <w:num w:numId="8" w16cid:durableId="155268043">
-    <w:abstractNumId w:val="25"/>
+  <w:num w:numId="24" w16cid:durableId="1025330137">
+    <w:abstractNumId w:val="5"/>
   </w:num>
-  <w:num w:numId="9" w16cid:durableId="195971579">
-    <w:abstractNumId w:val="15"/>
+  <w:num w:numId="25" w16cid:durableId="184295183">
+    <w:abstractNumId w:val="29"/>
   </w:num>
-  <w:num w:numId="10" w16cid:durableId="1655523747">
-    <w:abstractNumId w:val="22"/>
+  <w:num w:numId="26" w16cid:durableId="726030867">
+    <w:abstractNumId w:val="13"/>
   </w:num>
-  <w:num w:numId="11" w16cid:durableId="1743022127">
+  <w:num w:numId="27" w16cid:durableId="499782255">
+    <w:abstractNumId w:val="16"/>
+  </w:num>
+  <w:num w:numId="28" w16cid:durableId="1105805599">
     <w:abstractNumId w:val="12"/>
   </w:num>
-  <w:num w:numId="12" w16cid:durableId="677267836">
-    <w:abstractNumId w:val="7"/>
-  </w:num>
-  <w:num w:numId="13" w16cid:durableId="1013334693">
-    <w:abstractNumId w:val="16"/>
-  </w:num>
-  <w:num w:numId="14" w16cid:durableId="863053591">
-    <w:abstractNumId w:val="24"/>
-  </w:num>
-  <w:num w:numId="15" w16cid:durableId="1065908445">
-    <w:abstractNumId w:val="20"/>
-  </w:num>
-  <w:num w:numId="16" w16cid:durableId="1638098010">
+  <w:num w:numId="29" w16cid:durableId="2004694639">
     <w:abstractNumId w:val="1"/>
   </w:num>
-  <w:num w:numId="17" w16cid:durableId="748312945">
-    <w:abstractNumId w:val="2"/>
-  </w:num>
-  <w:num w:numId="18" w16cid:durableId="1576470810">
-    <w:abstractNumId w:val="6"/>
-  </w:num>
-  <w:num w:numId="19" w16cid:durableId="1193113568">
-    <w:abstractNumId w:val="17"/>
-  </w:num>
-  <w:num w:numId="20" w16cid:durableId="1484855298">
-    <w:abstractNumId w:val="9"/>
-  </w:num>
-  <w:num w:numId="21" w16cid:durableId="414671804">
-    <w:abstractNumId w:val="8"/>
-  </w:num>
-  <w:num w:numId="22" w16cid:durableId="467476972">
-    <w:abstractNumId w:val="18"/>
-  </w:num>
-  <w:num w:numId="23" w16cid:durableId="37751768">
-    <w:abstractNumId w:val="5"/>
-  </w:num>
-  <w:num w:numId="24" w16cid:durableId="1025330137">
-    <w:abstractNumId w:val="3"/>
-  </w:num>
-  <w:num w:numId="25" w16cid:durableId="184295183">
-    <w:abstractNumId w:val="26"/>
-  </w:num>
-  <w:num w:numId="26" w16cid:durableId="726030867">
-    <w:abstractNumId w:val="10"/>
-  </w:num>
-  <w:num w:numId="27" w16cid:durableId="499782255">
-    <w:abstractNumId w:val="13"/>
+  <w:num w:numId="30" w16cid:durableId="11148900">
+    <w:abstractNumId w:val="0"/>
   </w:num>
 </w:numbering>
 </file>
